--- a/published/ai-cognitive-science/04_cognition/lecture-content/04_cognition-module.docx
+++ b/published/ai-cognitive-science/04_cognition/lecture-content/04_cognition-module.docx
@@ -14,7 +14,7 @@
     </w:p>
     <w:p>
       <w:r>
-        <w:t>Explain how precision weighting — the gain control on prediction errors — implements attention in the brain.  Describe the neuromodulatory systems (dopamine, serotonin, noradrenaline, acetylcholine) that regulate precision and their roles in cognition.  Analyze ADHD, autism, and anxiety as specific patterns of aberrant precision weighting.   Introduction</w:t>
+        <w:t>Explain how precision weighting — the gain control on prediction errors — implements attention in the brain.  Describe the neuromodulatory systems (dopamine, serotonin, noradrenaline, acetylcholine) that regulate precision and their roles in cognition.  Analyze ADHD, autism, and anxiety as specific patterns of aberrant precision weighting.  Distinguish between content precision (confidence in specific predictions) and context precision (confidence in the model structure).   Introduction</w:t>
       </w:r>
     </w:p>
     <w:p>
@@ -49,17 +49,42 @@
     </w:p>
     <w:p>
       <w:r>
-        <w:t>Neuromodulator  Primary Precision Role  Clinical Relevance      Acetylcholine  Increases precision on sensory (bottom-up) prediction errors  Basal forebrain degeneration (Alzheimer's) → reduced sensory precision    Dopamine  Modulates precision on reward predictions and policy selection  Excess → psychosis (overweighting predictions); deficit → Parkinson's akinesia    Noradrenaline  Controls overall arousal and the volatility of the environment model  Dysregulation → PTSD (hyperarousal), attention disorders    Serotonin  Regulates affective precision and interoceptive prediction errors  Imbalance → depression, anxiety     3. Clinical Applications</w:t>
+        <w:t>Neuromodulator  Primary Precision Role  Clinical Relevance      Acetylcholine  Increases precision on sensory (bottom-up) prediction errors  Basal forebrain degeneration (Alzheimer's) → reduced sensory precision    Dopamine  Modulates precision on reward predictions and policy selection  Excess → psychosis (overweighting predictions); deficit → Parkinson's akinesia    Noradrenaline  Controls overall arousal and the volatility of the environment model  Dysregulation → PTSD (hyperarousal), attention disorders    Serotonin  Regulates affective precision and interoceptive prediction errors  Imbalance → depression, anxiety     3. Attention as Active Inference</w:t>
       </w:r>
     </w:p>
     <w:p>
       <w:r>
-        <w:t>ADHD : May reflect low tonic dopamine → difficulty sustaining precision on task-relevant prediction errors → constant shifting of attention to novel (high prediction error) stimuli.  Autism Spectrum : Lawson et al. (2014) proposed that autism involves high precision on sensory prediction errors → difficulty ignoring sensory details → reduced influence of top-down contextual priors, leading to both perceptual strengths (pattern detection) and challenges (sensory overwhelm, difficulty with ambiguity).  Anxiety : Excessive precision on threat-related prediction errors → a generative model chronically biased toward detecting danger, even in safe environments.   Conclusion</w:t>
+        <w:t>Attention is not a separate mechanism bolted onto perception — it is precision optimization. Parr and Friston (2017) showed that attentional selection can be fully explained as the brain optimizing precision on specific sensory channels:</w:t>
+      </w:r>
+    </w:p>
+    <w:p>
+      <w:r>
+        <w:t>Endogenous (top-down) attention : Increasing precision on sensory channels predicted to be informative. When searching for a friend in a crowd, the brain upweights face-related prediction errors and downweights background texture errors.  Exogenous (bottom-up) attention : Large, unexpected prediction errors automatically receive high precision. A loud bang captures attention because the prediction error is high-amplitude and demands model updating.  Sustained attention : Maintaining high precision on task-relevant channels over time, which requires continuous engagement of the prefrontal-parietal network to counteract the brain's default tendency to explore (switch to novel sources of prediction error).   4. Clinical Applications</w:t>
+      </w:r>
+    </w:p>
+    <w:p>
+      <w:r>
+        <w:t>ADHD : May reflect low tonic dopamine → difficulty sustaining precision on task-relevant prediction errors → constant shifting of attention to novel (high prediction error) stimuli.  Autism Spectrum : Lawson et al. (2014) proposed that autism involves high precision on sensory prediction errors → difficulty ignoring sensory details → reduced influence of top-down contextual priors, leading to both perceptual strengths (pattern detection) and challenges (sensory overwhelm, difficulty with ambiguity).  Anxiety : Excessive precision on threat-related prediction errors → a generative model chronically biased toward detecting danger, even in safe environments.  Depression : Reduced precision on positive prediction errors and interoceptive allostatic signals → the brain treats positive outcomes as uninformative, maintaining a pessimistic generative model.   5. Metacognition and Confidence Monitoring</w:t>
+      </w:r>
+    </w:p>
+    <w:p>
+      <w:r>
+        <w:t>Precision is not only applied to first-order predictions but also to second-order beliefs about confidence . Metacognition — the ability to monitor one's own cognitive states — requires a higher-order model that estimates the precision of lower-level inferences. Fleming et al. (2010) showed that metacognitive accuracy correlates with the volume of anterior prefrontal cortex (BA10), suggesting a dedicated neural substrate for hierarchical precision estimation.</w:t>
+      </w:r>
+    </w:p>
+    <w:p>
+      <w:r>
+        <w:t>Conclusion</w:t>
       </w:r>
     </w:p>
     <w:p>
       <w:r>
         <w:t>Precision weighting is the bridge between the abstract mathematics of Active Inference and the neurochemistry of the brain. By understanding how neuromodulators control the gain on prediction errors, we connect theory to pharmacology, clinical psychiatry, and the everyday experience of attention. Module 05 examines how precision-weighted inference drives action and motor control.</w:t>
+      </w:r>
+    </w:p>
+    <w:p>
+      <w:r>
+        <w:t>Further Reading</w:t>
       </w:r>
     </w:p>
     <w:sectPr>
